--- a/practice-guides/field-diary-darija.docx
+++ b/practice-guides/field-diary-darija.docx
@@ -95,7 +95,7 @@
           <w:szCs w:val="18"/>
           <w:rtl/>
         </w:rPr>
-        <w:t xml:space="preserve">نسخة بالدارجة المغربية v0.1 · 24 أكتوبر 2026</w:t>
+        <w:t xml:space="preserve">نسخة بالدارجة المغربية v0.1.1 · 24 أكتوبر 2026</w:t>
       </w:r>
       <w:r>
         <w:rPr>
@@ -449,7 +449,7 @@
             <w:szCs w:val="18"/>
             <w:rtl/>
           </w:rPr>
-          <w:t xml:space="preserve">06   تجربة بمصدر واضح</w:t>
+          <w:t xml:space="preserve">06   تجربة بأصل واضح</w:t>
         </w:r>
       </w:hyperlink>
     </w:p>
@@ -557,7 +557,7 @@
             <w:szCs w:val="18"/>
             <w:rtl/>
           </w:rPr>
-          <w:t xml:space="preserve">12   اقتصاد الرعاية المسؤولة لشروط الحياة والإمكانيات المشتركة</w:t>
+          <w:t xml:space="preserve">12   اقتصاد العناية المسؤولة بشروط الحياة والإمكانيات المشتركة</w:t>
         </w:r>
       </w:hyperlink>
     </w:p>
@@ -682,7 +682,7 @@
           <w:szCs w:val="18"/>
           <w:rtl/>
         </w:rPr>
-        <w:t xml:space="preserve">شكون كيستعمل شنو؟ اليوميات والأوراق المساعدة متاحة للجميع. النموذجان 2 و3 كيساندو الملاحظة والعمل ديال المجموعة. النماذج 1 و4 و5 كيساندو المراجعة المشتركة والقرارات والآثار المالية. الناس اللي عندهم مسؤولية متّفق عليها كيحافظو على السجلات وكيأكدوها؛ وكل واحد معني خاصو يقدر يسول ويصحّح.</w:t>
+        <w:t xml:space="preserve">شكون كيستعمل شنو؟ اليوميات والأوراق المساعدة متاحة للجميع. النموذجان 2 و3 كيساندو الملاحظة والعمل ديال المجموعة. النماذج 1 و4 و5 كيساندو المراجعة المشتركة والقرارات والسجلات المالية. الناس اللي عندهم مسؤولية متّفق عليها كيحافظو على السجلات وكيأكدوها؛ وكل واحد معني خاصو يقدر يسول ويصحّح.</w:t>
       </w:r>
     </w:p>
     <w:p>
@@ -763,7 +763,7 @@
           <w:szCs w:val="20"/>
           <w:rtl/>
         </w:rPr>
-        <w:t xml:space="preserve">فلاحة كتصوّر بقعة ديال التربة ناشفة وكتشرح بلغتها شنو لاحظات. واحد آخر كيرسم بلاصة باينة أرطب. كل واحد كيحتافظ بمساهمتو فاليوميات مع مرجع بسيط. فهاد المرحلة، الملاحظات والتفسيرات المحتملة مختلفة.</w:t>
+        <w:t xml:space="preserve">واحد الفلاّحة كتصوّر بقعة ديال التربة ناشفة وكتشرح بلغتها شنو لاحظات. واحد آخر كيرسم بلاصة باينة أرطب. كل واحد كيحتفظ بمساهمتو فاليوميات مع مرجع بسيط. فهاد المرحلة، الملاحظات والتفسيرات المحتملة مختلفة.</w:t>
       </w:r>
     </w:p>
     <w:p>
@@ -887,7 +887,7 @@
           <w:szCs w:val="20"/>
           <w:rtl/>
         </w:rPr>
-        <w:t xml:space="preserve">فالزيارة المناسبة الجاية، كيقارنو الملاحظات الجديدة بالبداية. الذكاء الاصطناعي اقترح أن استهلاك الماء نقص، ولكن هادشي ما تقاسش. المجموعة كتصحّح النص وكتبحث شنو تقدر تقول. يمكن النقل طلب خدمة كثيرة، ولا شروط أخرى كتفسّر الفرق. كتتبدّل التجربة وتقسيم الخدمة.</w:t>
+        <w:t xml:space="preserve">فالزيارة الجاية، كيقارنو الملاحظات الجديدة بالبداية. الذكاء الاصطناعي اقترح أن استهلاك الماء نقص، ولكن هادشي ما تقاسش. المجموعة كتصحّح النص وكتبحث شنو تقدر تقول. يمكن النقل طلب خدمة كثيرة، ولا شروط أخرى كتفسّر الفرق. كتتبدّل التجربة وتقسيم الخدمة.</w:t>
       </w:r>
     </w:p>
     <w:p>
@@ -918,7 +918,7 @@
           <w:szCs w:val="20"/>
           <w:rtl/>
         </w:rPr>
-        <w:t xml:space="preserve">المجموعة تقدر دابا تدعي مستشار ولا مدرسة فلاحية يعاونو فبحث سؤال أوضح. اتفاق جديد يقدر يفتح مواد ولا تعلّم ولا تعويض على المتابعة الضرورية. ملي كترجع المجموعة، كتبحث شنو ولا ممكن فعلاً. الفهم المشترك كيولي مؤسّس مزيان، ولو يبقى الاختلاف وعدم اليقين.</w:t>
+        <w:t xml:space="preserve">المجموعة تقدر دابا تجيب مستشار ولا مدرسة فلاحية يعاونو فبحث سؤال أوضح. اتفاق جديد يقدر يفتح مواد ولا تعلّم ولا تعويض على المتابعة الضرورية. ملي كترجع المجموعة، كتبحث شنو ولا ممكن فعلاً. الفهم المشترك كيولي مؤسّس مزيان، ولو يبقى الاختلاف وعدم اليقين.</w:t>
       </w:r>
     </w:p>
     <w:p>
@@ -1908,7 +1908,7 @@
           <w:szCs w:val="20"/>
           <w:rtl/>
         </w:rPr>
-        <w:t xml:space="preserve">6. نرجعو ونخليو التجربة تبدّل الشكل. شنو يكمل، ولا يتبدّل، ولا يتوقف؟</w:t>
+        <w:t xml:space="preserve">6. نرجعو ونخليو التجربة تبدّل طريقة الخدمة ديالنا. شنو يكمل، ولا يتبدّل، ولا يتوقف؟</w:t>
       </w:r>
     </w:p>
     <w:p>
@@ -1939,7 +1939,7 @@
             <w:sz w:val="20"/>
             <w:szCs w:val="20"/>
           </w:rPr>
-          <w:t xml:space="preserve">working wager</w:t>
+          <w:t xml:space="preserve">رهان عمل (working wager</w:t>
         </w:r>
       </w:hyperlink>
       <w:r>
@@ -1949,7 +1949,7 @@
           <w:szCs w:val="20"/>
           <w:rtl/>
         </w:rPr>
-        <w:t xml:space="preserve"> هي فرضية عمل كتقول شنو كتتوقّع المجموعة وشنو يقدر يبدّل فهمها. كتربط السؤال بالعمل والتعلّم والموارد والمراجعة. مثلاً: غطاء معيّن للتربة يقدر يحفظ الرطوبة إلا كانت المادة مناسبة والخدمة قابلة للاستمرار. كنبحثو حالة النباتات والتفسيرات الأخرى وحجم الخدمة الفعلي.</w:t>
+        <w:t xml:space="preserve">) كيوضّح شنو كتتوقّع المجموعة وشنو يقدر يبدّل فهمها. كيربط السؤال بالعمل والتعلّم والموارد والمراجعة. مثلاً: غطاء معيّن للتربة يقدر يحفظ الرطوبة إلا كانت المادة مناسبة والخدمة قابلة للاستمرار. كنبحثو حالة النباتات والتفسيرات الأخرى وحجم الخدمة الفعلي.</w:t>
       </w:r>
     </w:p>
     <w:p>
@@ -1966,7 +1966,7 @@
           <w:rFonts w:ascii="DejaVu Sans" w:hAnsi="DejaVu Sans" w:cs="DejaVu Sans"/>
           <w:rtl/>
         </w:rPr>
-        <w:t xml:space="preserve">تجربة بمصدر واضح</w:t>
+        <w:t xml:space="preserve">تجربة بأصل واضح</w:t>
       </w:r>
       <w:bookmarkEnd w:id="5"/>
     </w:p>
@@ -2399,7 +2399,7 @@
                 <w:szCs w:val="18"/>
                 <w:rtl/>
               </w:rPr>
-              <w:t xml:space="preserve">صفر (أصفر)</w:t>
+              <w:t xml:space="preserve">أصفر</w:t>
             </w:r>
           </w:p>
         </w:tc>
@@ -2578,7 +2578,7 @@
                 <w:szCs w:val="18"/>
                 <w:rtl/>
               </w:rPr>
-              <w:t xml:space="preserve">ما كايناش معطيات كافية للتقييم. هادشي ماشي صفر.</w:t>
+              <w:t xml:space="preserve">ما كايناش معطيات كافية للتقييم. هادشي ماشي اللون الأصفر.</w:t>
             </w:r>
           </w:p>
         </w:tc>
@@ -2604,7 +2604,7 @@
           <w:szCs w:val="20"/>
           <w:rtl/>
         </w:rPr>
-        <w:t xml:space="preserve">قيّمو البلاصة الحية، وقدرة الناس يكملو، والتدبير المشترك كل واحد بوحدو. احتافظو بالتاريخ والأساس وعدم اليقين؛ ما تحسبوش لون متوسّط. الخضر فجهة ما كيعوّضش الحمر فجهة أخرى. ملي الناس يعيّاو، وقّفو ولا نقصو الخدمة اللي معتمدة عليهم؛ العناية الضرورية والتسليم المسؤول يقدرو يكملو.</w:t>
+        <w:t xml:space="preserve">قيّمو البلاصة الحية، وقدرة الناس يكملو، والتدبير المشترك كل واحد بوحدو. احتفظو بالتاريخ والأساس وعدم اليقين؛ ما تحسبوش لون متوسّط. الخضر فجهة ما كيعوّضش الحمر فجهة أخرى. ملي الناس يعيّاو، وقّفو ولا نقصو الخدمة اللي معتمدة عليهم؛ العناية الضرورية والتسليم المسؤول يقدرو يكملو.</w:t>
       </w:r>
     </w:p>
     <w:p>
@@ -2899,7 +2899,7 @@
           <w:rFonts w:ascii="DejaVu Sans" w:hAnsi="DejaVu Sans" w:cs="DejaVu Sans"/>
           <w:rtl/>
         </w:rPr>
-        <w:t xml:space="preserve">روابط المجال الحيوي</w:t>
+        <w:t xml:space="preserve">روابط الإقليم البيئي</w:t>
       </w:r>
     </w:p>
     <w:p>
@@ -3026,7 +3026,7 @@
           <w:szCs w:val="20"/>
           <w:rtl/>
         </w:rPr>
-        <w:t xml:space="preserve">الذكاء الاصطناعي كيتعطى أولاً مهمة محدودة والمادة المختارة ليها. مع صورة ولا تسجيل، تحقّق من الوصف قبل ما تكمل. الكلام والتصاور والترجمات غير الواضحة كتبقى معلّمة بهاد الصفة. إلا ما كانتش المساعدة اللغوية ولا التقنية كافية، استعنو بإنسان متمكّن.</w:t>
+        <w:t xml:space="preserve">الذكاء الاصطناعي كيتعطى أولاً مهمة واضحة ومحدودة النطاق والمادة المختارة ليها. مع صورة ولا تسجيل، تحقّق من الوصف قبل ما تكمل. الكلام والتصاور والترجمات غير الواضحة كتبقى معلّمة بهاد الصفة. إلا ما كانش الذكاء الاصطناعي كيتعامل مزيان مع اللغة ولا نوع المادة، استعنو بإنسان متمكّن.</w:t>
       </w:r>
     </w:p>
     <w:p>
@@ -3057,7 +3057,7 @@
           <w:szCs w:val="20"/>
           <w:rtl/>
         </w:rPr>
-        <w:t xml:space="preserve">وصف أولاً غير شنو كتقدر تقرا ولا تسمع ولا تشوف فعلاً فالمادة المختارة. بيّن عدم اليقين وتسنى التصحيح ديالي. فرّق بين الملاحظة ديالي والتفسير ديالي والاقتراحات ديالك. ما تعمّرش الخانات الخاوية. فرّق بين مجهول وغير معني ومتروك عمداً ملي يكونو مذكورين. ما تستنتج والو من السكوت وما تحاولش ترجع المحتوى المحذوف. من بعد فقط اقترح تفسيرات بديلة وطرق لبحثها. ما تختارع حتى معلومة ولا مصدر.</w:t>
+        <w:t xml:space="preserve">وصف أولاً غير شنو كتقدر تقرا ولا تسمع ولا تشوف فعلاً فالمادة المختارة. بيّن عدم اليقين وتسنى التصحيح ديالي. فرّق بين الملاحظة ديالي والتفسير ديالي والاقتراحات ديالك. ما تعمّرش الخانات الخاوية. فرّق بين مجهول وغير معني ومتروك عمداً ملي يكونو مذكورين. ما تستنتج والو من السكوت وما تحاولش ترجع المحتوى المحذوف. من بعد فقط اقترح تفسيرات بديلة وطرق لبحثها. ما تخترعش حتى معلومة ولا مصدر.</w:t>
       </w:r>
     </w:p>
     <w:p>
@@ -4121,7 +4121,7 @@
           <w:szCs w:val="20"/>
           <w:rtl/>
         </w:rPr>
-        <w:t xml:space="preserve">مسارات التعلّم الخمسة هي: التربة والماء والبلاصة؛ أنظمة الغذا ومواطن الكائنات؛ اقتصاد الرعاية المسؤولة لشروط الحياة؛ التعاون والمؤسسات؛ والتعليم والتبادل. سؤال واحد يقدر يجمع أكثر من مسار. كيساعدو نوسّعو البحث ونشوفو روابط ما انتبهناش ليها. خلّيو حتى مساحة لعرض تقنية ولا للاستكشاف ولا لمشاركة مفاجأة بلا شرط التسجيل.</w:t>
+        <w:t xml:space="preserve">مسارات التعلّم الخمسة هي: التربة والماء والبلاصة؛ أنظمة الغذا ومواطن الكائنات؛ اقتصاد العناية المسؤولة بشروط الحياة؛ التعاون والمؤسسات؛ والتعليم والتبادل. سؤال واحد يقدر يجمع أكثر من مسار. كيساعدو نوسّعو البحث ونشوفو روابط ما انتبهناش ليها. خلّيو حتى مساحة لعرض تقنية ولا للاستكشاف ولا لمشاركة مفاجأة بلا شرط التسجيل.</w:t>
       </w:r>
     </w:p>
     <w:p>
@@ -4152,7 +4152,7 @@
           <w:szCs w:val="20"/>
           <w:rtl/>
         </w:rPr>
-        <w:t xml:space="preserve">فضيعة كيتوجدو جوج قطع لتجارب زراعية مختلفة. الفريق كيوصف شروط البداية بملاحظاتو وببحث مختص مناسب. كيختار سؤال، مثلاً على غطاء التربة والماء، وكيتافق على تجربة صغيرة وكيوثّق المواد ووقت الخدمة. كتشارك مدرسة فلاحية ولا مستشار إلا كان هادشي مفيد. فالزيارة المناسبة الجاية، الفريق كيراجع المسار والخطوة الجاية.</w:t>
+        <w:t xml:space="preserve">فضيعة كيتوجدو جوج قطع لتجارب زراعية مختلفة. الفريق كيوصف شروط البداية بملاحظاتو وببحث مختص مناسب. كيختار سؤال، مثلاً على غطاء التربة والماء، وكيتافق على تجربة صغيرة وكيوثّق المواد ووقت الخدمة. كتشارك مدرسة فلاحية ولا مستشار إلا كان هادشي مفيد. فالزيارة الجاية، الفريق كيراجع المسار والخطوة الجاية.</w:t>
       </w:r>
     </w:p>
     <w:tbl>
@@ -4868,7 +4868,7 @@
           <w:rFonts w:ascii="DejaVu Sans" w:hAnsi="DejaVu Sans" w:cs="DejaVu Sans"/>
           <w:rtl/>
         </w:rPr>
-        <w:t xml:space="preserve">اقتصاد الرعاية المسؤولة لشروط الحياة والإمكانيات المشتركة</w:t>
+        <w:t xml:space="preserve">اقتصاد العناية المسؤولة بشروط الحياة والإمكانيات المشتركة</w:t>
       </w:r>
       <w:bookmarkEnd w:id="11"/>
     </w:p>
@@ -5081,7 +5081,7 @@
                 <w:szCs w:val="18"/>
                 <w:rtl/>
               </w:rPr>
-              <w:t xml:space="preserve">كيفاش كتحتافظ التربة بالرطوبة؟</w:t>
+              <w:t xml:space="preserve">كيفاش كتحتفظ التربة بالرطوبة؟</w:t>
             </w:r>
           </w:p>
         </w:tc>
@@ -5258,7 +5258,7 @@
                 <w:szCs w:val="18"/>
                 <w:rtl/>
               </w:rPr>
-              <w:t xml:space="preserve">كمبوست ولا غبار مناسب مع النصيحة</w:t>
+              <w:t xml:space="preserve">كمبوست ولا سماد بلدي مناسب، مع النصيحة</w:t>
             </w:r>
           </w:p>
         </w:tc>
@@ -5365,7 +5365,7 @@
                 <w:szCs w:val="18"/>
                 <w:rtl/>
               </w:rPr>
-              <w:t xml:space="preserve">بذور وعقل ومهارات الإكثار</w:t>
+              <w:t xml:space="preserve">بذور وعُقَل (أغصان للإكثار) ومهارات الإكثار</w:t>
             </w:r>
           </w:p>
         </w:tc>
@@ -6350,7 +6350,7 @@
                 <w:szCs w:val="18"/>
                 <w:rtl/>
               </w:rPr>
-              <w:t xml:space="preserve">الآثار المالية</w:t>
+              <w:t xml:space="preserve">السجلات المالية</w:t>
             </w:r>
           </w:p>
         </w:tc>
@@ -6545,7 +6545,7 @@
           <w:szCs w:val="20"/>
           <w:rtl/>
         </w:rPr>
-        <w:t xml:space="preserve">بالبحوث الفعلية كنقيّمو واش كل واحد يقدر يتعرّف على مساهمتو ويصحّحها، ويسائل الذكاء الاصطناعي، ويأثّر فسؤال مشترك، ويستعمل التجربة ملي يرجع. كنحتافظو بالمساهمات النافعة والمضلّلة مع التصحيح الإنساني. هادشي أساس للبحث فالتعلّم واستعمال الذكاء الاصطناعي، بلا خلط بين نص سلس وتعلّم. جرّبو حتى سهولة البداية وفهم الرموز وواش التصحيح كيبدّل الخدمة فعلاً.</w:t>
+        <w:t xml:space="preserve">بالبحوث الفعلية كنقيّمو واش كل واحد يقدر يتعرّف على مساهمتو ويصحّحها، ويسائل الذكاء الاصطناعي، ويأثّر فسؤال مشترك، ويستعمل التجربة ملي يرجع. كنحتفظو بالمساهمات النافعة والمضلّلة مع التصحيح الإنساني. هادشي أساس للبحث فالتعلّم واستعمال الذكاء الاصطناعي، بلا خلط بين نص سلس وتعلّم. جرّبو حتى سهولة البداية وفهم الرموز وواش التصحيح كيبدّل الخدمة فعلاً.</w:t>
       </w:r>
     </w:p>
     <w:p>
@@ -7634,7 +7634,7 @@
           <w:szCs w:val="20"/>
           <w:rtl/>
         </w:rPr>
-        <w:t>فالسجلات وReturns، استعملو النسخة المتّفق عليها والمؤرّخة ديال النموذج المعني. حافظو على الخانات والفئات والمعاني؛ اقتراحات التغيير كتتراجع بوحدها. PG Ledger كيساند التوثيق والمتابعة المالية وما كيعوّضش المحاسبة الرسمية.</w:t>
+        <w:t>فالسجلات وعمليات الرجوع، استعملو النسخة المتّفق عليها والمؤرّخة ديال النموذج المعني. حافظو على الخانات والفئات والمعاني؛ اقتراحات التغيير كتتراجع بوحدها. PG Ledger كيساند التوثيق والمتابعة المالية وما كيعوّضش المحاسبة الرسمية.</w:t>
       </w:r>
     </w:p>
     <w:p>
@@ -7817,7 +7817,7 @@
           <w:rFonts w:ascii="DejaVu Sans" w:hAnsi="DejaVu Sans" w:cs="DejaVu Sans"/>
           <w:rtl/>
         </w:rPr>
-        <w:t>النموذج 5 · الآثار المالية (بالإنجليزية)</w:t>
+        <w:t>النموذج 5 · السجلات المالية (بالإنجليزية)</w:t>
       </w:r>
     </w:p>
     <w:p>
@@ -8361,7 +8361,7 @@
           <w:szCs w:val="18"/>
           <w:rtl/>
         </w:rPr>
-        <w:t xml:space="preserve">يمكن نسخ وترجمة وتكييف نص الدليل والرسوم والأوراق الخاوية تحت CC BY 4.0. النسب: Spiralweb Stewardship Association، يوميات الميدان، النسخة بالدارجة المغربية v0.1، 2026. بيّنو التغييرات ديالكم.</w:t>
+        <w:t xml:space="preserve">يمكن نسخ وترجمة وتكييف نص الدليل والرسوم والأوراق الخاوية تحت CC BY 4.0. النسب: Spiralweb Stewardship Association، يوميات الميدان، النسخة بالدارجة المغربية v0.1.1، 2026. بيّنو التغييرات ديالكم.</w:t>
       </w:r>
       <w:r>
         <w:rPr>
@@ -8489,7 +8489,7 @@
       <w:rPr>
         <w:sz w:val="16"/>
       </w:rPr>
-      <w:t xml:space="preserve">يوميات الميدان     |     v0.1 · 24 October 2026     |     </w:t>
+      <w:t xml:space="preserve">يوميات الميدان     |     v0.1.1 · 24 October 2026     |     </w:t>
     </w:r>
     <w:fldSimple w:instr="PAGE"/>
   </w:p>
